--- a/results/tables/table02_loro.docx
+++ b/results/tables/table02_loro.docx
@@ -4,7 +4,7 @@
   <w:body>
     <w:p>
       <w:r>
-        <w:t>Table 2. Leave-one-room-out performance (MAE and RMSE in days); V2 and V3 are labelled extensions</w:t>
+        <w:t>Table 2. Leave-one-room-out performance (MAE and RMSE in days); V2 and V3 are labelled extensions. The median-body-height baseline is evaluated only on windows with usable temporal features.</w:t>
       </w:r>
     </w:p>
     <w:tbl>
@@ -586,6 +586,118 @@
           </w:p>
         </w:tc>
       </w:tr>
+      <w:tr>
+        <w:tc>
+          <w:tcPr>
+            <w:tcW w:type="dxa" w:w="785"/>
+          </w:tcPr>
+          <w:p>
+            <w:r>
+              <w:t>median body height (isotonic baseline)</w:t>
+            </w:r>
+          </w:p>
+        </w:tc>
+        <w:tc>
+          <w:tcPr>
+            <w:tcW w:type="dxa" w:w="785"/>
+          </w:tcPr>
+          <w:p>
+            <w:r>
+              <w:t>24.59</w:t>
+            </w:r>
+          </w:p>
+        </w:tc>
+        <w:tc>
+          <w:tcPr>
+            <w:tcW w:type="dxa" w:w="785"/>
+          </w:tcPr>
+          <w:p>
+            <w:r>
+              <w:t>19.31</w:t>
+            </w:r>
+          </w:p>
+        </w:tc>
+        <w:tc>
+          <w:tcPr>
+            <w:tcW w:type="dxa" w:w="785"/>
+          </w:tcPr>
+          <w:p>
+            <w:r>
+              <w:t>15.41</w:t>
+            </w:r>
+          </w:p>
+        </w:tc>
+        <w:tc>
+          <w:tcPr>
+            <w:tcW w:type="dxa" w:w="785"/>
+          </w:tcPr>
+          <w:p>
+            <w:r>
+              <w:t>19.77</w:t>
+            </w:r>
+          </w:p>
+        </w:tc>
+        <w:tc>
+          <w:tcPr>
+            <w:tcW w:type="dxa" w:w="785"/>
+          </w:tcPr>
+          <w:p>
+            <w:r>
+              <w:t>26.08</w:t>
+            </w:r>
+          </w:p>
+        </w:tc>
+        <w:tc>
+          <w:tcPr>
+            <w:tcW w:type="dxa" w:w="785"/>
+          </w:tcPr>
+          <w:p>
+            <w:r>
+              <w:t>0.617</w:t>
+            </w:r>
+          </w:p>
+        </w:tc>
+        <w:tc>
+          <w:tcPr>
+            <w:tcW w:type="dxa" w:w="785"/>
+          </w:tcPr>
+          <w:p>
+            <w:r>
+              <w:t>0.454</w:t>
+            </w:r>
+          </w:p>
+        </w:tc>
+        <w:tc>
+          <w:tcPr>
+            <w:tcW w:type="dxa" w:w="785"/>
+          </w:tcPr>
+          <w:p>
+            <w:r>
+              <w:t>0.645</w:t>
+            </w:r>
+          </w:p>
+        </w:tc>
+        <w:tc>
+          <w:tcPr>
+            <w:tcW w:type="dxa" w:w="785"/>
+          </w:tcPr>
+          <w:p>
+            <w:r>
+              <w:t>0.752</w:t>
+            </w:r>
+          </w:p>
+        </w:tc>
+        <w:tc>
+          <w:tcPr>
+            <w:tcW w:type="dxa" w:w="785"/>
+          </w:tcPr>
+          <w:p>
+            <w:r>
+              <w:t>3,475</w:t>
+            </w:r>
+          </w:p>
+        </w:tc>
+      </w:tr>
     </w:tbl>
     <w:sectPr>
       <w:pgSz w:w="12240" w:h="15840"/>
